--- a/lab/doc/20260930 - PGRI Guru Prima 2026/Lampiran 2 - Surat Keterangan Aktif Bertugas dan Rekomendasi Kepala Sekolah.docx
+++ b/lab/doc/20260930 - PGRI Guru Prima 2026/Lampiran 2 - Surat Keterangan Aktif Bertugas dan Rekomendasi Kepala Sekolah.docx
@@ -21,31 +21,15 @@
         <w:jc w:val="center"/>
       </w:pPr>
       <w:r>
-        <w:rPr>
-          <w:b/>
-          <w:sz w:val="26"/>
-        </w:rPr>
         <w:t>PEMERINTAH KABUPATEN LAMONGAN</w:t>
         <w:br/>
         <w:t>DINAS PENDIDIKAN</w:t>
         <w:br/>
-      </w:r>
-      <w:r>
-        <w:rPr>
-          <w:b/>
-          <w:sz w:val="30"/>
-        </w:rPr>
         <w:t>SMP NEGERI 2 LAMONGAN</w:t>
         <w:br/>
-      </w:r>
-      <w:r>
-        <w:rPr>
-          <w:i/>
-          <w:sz w:val="19"/>
-        </w:rPr>
-        <w:t>Jl. Veteran No. 1, Kel. Jetis, Kec. Lamongan, Kab. Lamongan, Jawa Timur 62211</w:t>
+        <w:t>Jl. Veteran No. 3, Kel. Banjarmendalan, Kec. Lamongan, Kab. Lamongan, Jawa Timur 62212</w:t>
         <w:br/>
-        <w:t>Telepon: (0322) 321303 | Pos-el: smpn2lamongan@gmail.com</w:t>
+        <w:t>Laman: smpn2lmg.sch.id | Pos-el: smpnegeri2lmg@gmail.com</w:t>
       </w:r>
     </w:p>
     <w:p>
@@ -80,10 +64,7 @@
         <w:jc w:val="center"/>
       </w:pPr>
       <w:r>
-        <w:rPr>
-          <w:sz w:val="22"/>
-        </w:rPr>
-        <w:t>Nomor: 421.3 / ......... / 413.101.002 / 2026</w:t>
+        <w:t>Nomor: 422.2.1 /          / 413.101.C.20 / 2026</w:t>
       </w:r>
     </w:p>
     <w:p>
@@ -92,6 +73,14 @@
       </w:pPr>
       <w:r>
         <w:t>Yang bertanda tangan di bawah ini:</w:t>
+        <w:br/>
+        <w:t>Nama                     : SUJARNO, S.Pd., M.Pd.</w:t>
+        <w:br/>
+        <w:t>NIP                      : 19670320 199003 1 010</w:t>
+        <w:br/>
+        <w:t>Pangkat / Golongan       : Pembina Utama Muda / IVc</w:t>
+        <w:br/>
+        <w:t>Jabatan                  : Kepala Sekolah SMP Negeri 2 Lamongan</w:t>
       </w:r>
     </w:p>
     <w:tbl>
@@ -324,7 +313,15 @@
         <w:spacing w:before="160" w:after="120"/>
       </w:pPr>
       <w:r>
-        <w:t>Dengan ini menerangkan bahwa:</w:t>
+        <w:t>Dengan ini menerangkan dengan sebenarnya bahwa:</w:t>
+        <w:br/>
+        <w:t>Nama                     : ACH. CHANIFUDDIN FANANI, S.Pd.</w:t>
+        <w:br/>
+        <w:t>NIP                      : 19910826 202012 1 007</w:t>
+        <w:br/>
+        <w:t>Pangkat / Golongan       : Penata Muda Tingkat I / IIIb</w:t>
+        <w:br/>
+        <w:t>Jabatan                  : Guru Mata Pelajaran Informatika</w:t>
       </w:r>
     </w:p>
     <w:tbl>
@@ -558,38 +555,12 @@
         <w:jc w:val="both"/>
       </w:pPr>
       <w:r>
-        <w:t xml:space="preserve">adalah benar-benar aktif melaksanakan tugas pada </w:t>
-      </w:r>
-      <w:r>
-        <w:rPr>
-          <w:b/>
-        </w:rPr>
-        <w:t>SMP Negeri 2 Lamongan</w:t>
-      </w:r>
-      <w:r>
-        <w:t xml:space="preserve"> sebagai Guru Mata Pelajaran Informatika dan diberikan izin untuk mengikuti </w:t>
-      </w:r>
-      <w:r>
-        <w:rPr>
-          <w:b/>
-        </w:rPr>
-        <w:t>Anugerah Guru PRIMA Kabupaten Lamongan Tahun 2026</w:t>
-      </w:r>
-      <w:r>
-        <w:t xml:space="preserve"> dengan karya inovasi berjudul:</w:t>
+        <w:t>adalah benar-benar aktif melaksanakan tugas pada SMP Negeri 2 Lamongan sebagai Guru Mata Pelajaran Informatika, serta diberikan izin untuk mengikuti Anugerah Guru PRIMA Kabupaten Lamongan Tahun 2026 dengan karya inovasi berjudul:</w:t>
         <w:br/>
         <w:br/>
-      </w:r>
-      <w:r>
-        <w:rPr>
-          <w:b/>
-        </w:rPr>
-        <w:t>“MPI SISTEM KOMPUTER: MENYELAM KE DALAM MESIN DIGITAL”</w:t>
+        <w:t>“MENYELAM KE DALAM MESIN DIGITAL: INOVASI MEDIA PEMBELAJARAN INTERAKTIF SISTEM KOMPUTER BERBASIS WEB DI SMP NEGERI 2 LAMONGAN”</w:t>
         <w:br/>
-      </w:r>
-      <w:r>
-        <w:t>(Media Pembelajaran Interaktif Berbasis Web dengan Koding dan AI — Akses Online: https://fanani.my.id/lab/mpi/sistem-komputer/)</w:t>
-        <w:br/>
+        <w:t>(Media Pembelajaran Interaktif Berbasis Web dengan Koding Mandiri dan AI — Akses Online: https://fanani.my.id/lab/mpi/sistem-komputer/)</w:t>
       </w:r>
     </w:p>
     <w:p>
@@ -607,7 +578,7 @@
         <w:jc w:val="right"/>
       </w:pPr>
       <w:r>
-        <w:t>Lamongan,      Oktober 2026</w:t>
+        <w:t>Lamongan, 30 September 2026</w:t>
         <w:br/>
         <w:t>Kepala SMP Negeri 2 Lamongan,</w:t>
         <w:br/>
@@ -615,16 +586,10 @@
         <w:br/>
         <w:br/>
         <w:br/>
-      </w:r>
-      <w:r>
-        <w:rPr>
-          <w:b/>
-        </w:rPr>
-        <w:t>( ................................................................ )</w:t>
         <w:br/>
-      </w:r>
-      <w:r>
-        <w:t>NIP. ........................................................</w:t>
+        <w:t>SUJARNO, S.Pd., M.Pd.</w:t>
+        <w:br/>
+        <w:t>NIP. 19670320 199003 1 010</w:t>
       </w:r>
     </w:p>
     <w:sectPr>
